--- a/downloads/teacher/04 Units/Unit 02 - Individual Growth and Life Readiness - Me, My Goals, My Money/Lesson 02.10 - Ways to Pay.docx
+++ b/downloads/teacher/04 Units/Unit 02 - Individual Growth and Life Readiness - Me, My Goals, My Money/Lesson 02.10 - Ways to Pay.docx
@@ -274,23 +274,41 @@
       <w:r>
         <w:t xml:space="preserve">By the end of this lesson, students will be able to:</w:t>
       </w:r>
-      <w:r>
-        <w:t xml:space="preserve"> </w:t>
-      </w:r>
-      <w:r>
-        <w:t xml:space="preserve">1. (Low) Given the seven ways to pay (cash, check, debit, credit, prepaid card, phone or app payment, bank transfer), describe each one in a sentence and state where the money comes from.</w:t>
-      </w:r>
-      <w:r>
-        <w:t xml:space="preserve"> </w:t>
-      </w:r>
-      <w:r>
-        <w:t xml:space="preserve">2. (Mid) Given a blank check and a register with ten transactions, write the check correctly and keep the running balance to the cent.</w:t>
-      </w:r>
-      <w:r>
-        <w:t xml:space="preserve"> </w:t>
-      </w:r>
-      <w:r>
-        <w:t xml:space="preserve">3. (High) Given four situations (paying a friend, paying rent, buying online from a site you do not know, carrying money on a trip), choose the safest way to pay for each and defend the choice with one risk it avoids.</w:t>
+    </w:p>
+    <w:p>
+      <w:pPr>
+        <w:numPr>
+          <w:ilvl w:val="0"/>
+          <w:numId w:val="1002"/>
+        </w:numPr>
+        <w:pStyle w:val="Compact"/>
+      </w:pPr>
+      <w:r>
+        <w:t xml:space="preserve">(Low) Given the seven ways to pay (cash, check, debit, credit, prepaid card, phone or app payment, bank transfer), describe each one in a sentence and state where the money comes from.</w:t>
+      </w:r>
+    </w:p>
+    <w:p>
+      <w:pPr>
+        <w:numPr>
+          <w:ilvl w:val="0"/>
+          <w:numId w:val="1002"/>
+        </w:numPr>
+        <w:pStyle w:val="Compact"/>
+      </w:pPr>
+      <w:r>
+        <w:t xml:space="preserve">(Mid) Given a blank check and a register with ten transactions, write the check correctly and keep the running balance to the cent.</w:t>
+      </w:r>
+    </w:p>
+    <w:p>
+      <w:pPr>
+        <w:numPr>
+          <w:ilvl w:val="0"/>
+          <w:numId w:val="1002"/>
+        </w:numPr>
+        <w:pStyle w:val="Compact"/>
+      </w:pPr>
+      <w:r>
+        <w:t xml:space="preserve">(High) Given four situations (paying a friend, paying rent, buying online from a site you do not know, carrying money on a trip), choose the safest way to pay for each and defend the choice with one risk it avoids.</w:t>
       </w:r>
     </w:p>
     <w:p>
@@ -346,7 +364,7 @@
       <w:pPr>
         <w:numPr>
           <w:ilvl w:val="0"/>
-          <w:numId w:val="1002"/>
+          <w:numId w:val="1003"/>
         </w:numPr>
         <w:pStyle w:val="Compact"/>
       </w:pPr>
@@ -373,7 +391,7 @@
       <w:pPr>
         <w:numPr>
           <w:ilvl w:val="0"/>
-          <w:numId w:val="1002"/>
+          <w:numId w:val="1003"/>
         </w:numPr>
         <w:pStyle w:val="Compact"/>
       </w:pPr>
@@ -385,7 +403,7 @@
       <w:pPr>
         <w:numPr>
           <w:ilvl w:val="0"/>
-          <w:numId w:val="1002"/>
+          <w:numId w:val="1003"/>
         </w:numPr>
         <w:pStyle w:val="Compact"/>
       </w:pPr>
@@ -397,7 +415,7 @@
       <w:pPr>
         <w:numPr>
           <w:ilvl w:val="0"/>
-          <w:numId w:val="1002"/>
+          <w:numId w:val="1003"/>
         </w:numPr>
         <w:pStyle w:val="Compact"/>
       </w:pPr>
@@ -418,7 +436,7 @@
       <w:pPr>
         <w:numPr>
           <w:ilvl w:val="0"/>
-          <w:numId w:val="1002"/>
+          <w:numId w:val="1003"/>
         </w:numPr>
         <w:pStyle w:val="Compact"/>
       </w:pPr>
@@ -818,49 +836,85 @@
       <w:r>
         <w:t xml:space="preserve">Monitor understanding:</w:t>
       </w:r>
-      <w:r>
-        <w:t xml:space="preserve"> </w:t>
-      </w:r>
-      <w:r>
-        <w:t xml:space="preserve">- Which two ways spend money you already have, right now? Which one spends the bank’s money?</w:t>
-      </w:r>
-      <w:r>
-        <w:t xml:space="preserve"> </w:t>
-      </w:r>
-      <w:r>
-        <w:t xml:space="preserve">- What is the difference between the balance in the register and the balance in the app?</w:t>
-      </w:r>
-      <w:r>
-        <w:t xml:space="preserve"> </w:t>
-      </w:r>
-      <w:r>
-        <w:t xml:space="preserve">- Why is the amount written in words as well as numbers on a check?</w:t>
-      </w:r>
-    </w:p>
-    <w:p>
-      <w:pPr>
-        <w:pStyle w:val="BodyText"/>
+    </w:p>
+    <w:p>
+      <w:pPr>
+        <w:numPr>
+          <w:ilvl w:val="0"/>
+          <w:numId w:val="1004"/>
+        </w:numPr>
+        <w:pStyle w:val="Compact"/>
+      </w:pPr>
+      <w:r>
+        <w:t xml:space="preserve">Which two ways spend money you already have, right now? Which one spends the bank’s money?</w:t>
+      </w:r>
+    </w:p>
+    <w:p>
+      <w:pPr>
+        <w:numPr>
+          <w:ilvl w:val="0"/>
+          <w:numId w:val="1004"/>
+        </w:numPr>
+        <w:pStyle w:val="Compact"/>
+      </w:pPr>
+      <w:r>
+        <w:t xml:space="preserve">What is the difference between the balance in the register and the balance in the app?</w:t>
+      </w:r>
+    </w:p>
+    <w:p>
+      <w:pPr>
+        <w:numPr>
+          <w:ilvl w:val="0"/>
+          <w:numId w:val="1004"/>
+        </w:numPr>
+        <w:pStyle w:val="Compact"/>
+      </w:pPr>
+      <w:r>
+        <w:t xml:space="preserve">Why is the amount written in words as well as numbers on a check?</w:t>
+      </w:r>
+    </w:p>
+    <w:p>
+      <w:pPr>
+        <w:pStyle w:val="FirstParagraph"/>
       </w:pPr>
       <w:r>
         <w:t xml:space="preserve">Deepen learning:</w:t>
       </w:r>
-      <w:r>
-        <w:t xml:space="preserve"> </w:t>
-      </w:r>
-      <w:r>
-        <w:t xml:space="preserve">- A friend sends you $20 on an app by mistake and asks for it back. What do you do? What if a stranger does the same?</w:t>
-      </w:r>
-      <w:r>
-        <w:t xml:space="preserve"> </w:t>
-      </w:r>
-      <w:r>
-        <w:t xml:space="preserve">- Your uncle pays for everything in cash and says banks are a scam. What is he right about? What is he missing?</w:t>
-      </w:r>
-      <w:r>
-        <w:t xml:space="preserve"> </w:t>
-      </w:r>
-      <w:r>
-        <w:t xml:space="preserve">- Who profits from every debit card swipe? (Preview of Lesson 2.13.)</w:t>
+    </w:p>
+    <w:p>
+      <w:pPr>
+        <w:numPr>
+          <w:ilvl w:val="0"/>
+          <w:numId w:val="1005"/>
+        </w:numPr>
+        <w:pStyle w:val="Compact"/>
+      </w:pPr>
+      <w:r>
+        <w:t xml:space="preserve">A friend sends you $20 on an app by mistake and asks for it back. What do you do? What if a stranger does the same?</w:t>
+      </w:r>
+    </w:p>
+    <w:p>
+      <w:pPr>
+        <w:numPr>
+          <w:ilvl w:val="0"/>
+          <w:numId w:val="1005"/>
+        </w:numPr>
+        <w:pStyle w:val="Compact"/>
+      </w:pPr>
+      <w:r>
+        <w:t xml:space="preserve">Your uncle pays for everything in cash and says banks are a scam. What is he right about? What is he missing?</w:t>
+      </w:r>
+    </w:p>
+    <w:p>
+      <w:pPr>
+        <w:numPr>
+          <w:ilvl w:val="0"/>
+          <w:numId w:val="1005"/>
+        </w:numPr>
+        <w:pStyle w:val="Compact"/>
+      </w:pPr>
+      <w:r>
+        <w:t xml:space="preserve">Who profits from every debit card swipe? (Preview of Lesson 2.13.)</w:t>
       </w:r>
     </w:p>
     <w:p>
@@ -1027,7 +1081,7 @@
       <w:pPr>
         <w:numPr>
           <w:ilvl w:val="0"/>
-          <w:numId w:val="1003"/>
+          <w:numId w:val="1006"/>
         </w:numPr>
         <w:pStyle w:val="Compact"/>
       </w:pPr>
@@ -1093,7 +1147,7 @@
       <w:pPr>
         <w:numPr>
           <w:ilvl w:val="0"/>
-          <w:numId w:val="1003"/>
+          <w:numId w:val="1006"/>
         </w:numPr>
         <w:pStyle w:val="Compact"/>
       </w:pPr>
@@ -1114,7 +1168,7 @@
       <w:pPr>
         <w:numPr>
           <w:ilvl w:val="0"/>
-          <w:numId w:val="1003"/>
+          <w:numId w:val="1006"/>
         </w:numPr>
         <w:pStyle w:val="Compact"/>
       </w:pPr>
@@ -1126,7 +1180,7 @@
       <w:pPr>
         <w:numPr>
           <w:ilvl w:val="0"/>
-          <w:numId w:val="1003"/>
+          <w:numId w:val="1006"/>
         </w:numPr>
         <w:pStyle w:val="Compact"/>
       </w:pPr>
@@ -1171,7 +1225,7 @@
       <w:pPr>
         <w:numPr>
           <w:ilvl w:val="0"/>
-          <w:numId w:val="1003"/>
+          <w:numId w:val="1006"/>
         </w:numPr>
         <w:pStyle w:val="Compact"/>
       </w:pPr>
@@ -1183,7 +1237,7 @@
       <w:pPr>
         <w:numPr>
           <w:ilvl w:val="0"/>
-          <w:numId w:val="1003"/>
+          <w:numId w:val="1006"/>
         </w:numPr>
         <w:pStyle w:val="Compact"/>
       </w:pPr>
@@ -1502,7 +1556,7 @@
       <w:pPr>
         <w:numPr>
           <w:ilvl w:val="0"/>
-          <w:numId w:val="1004"/>
+          <w:numId w:val="1007"/>
         </w:numPr>
         <w:pStyle w:val="Compact"/>
       </w:pPr>
@@ -1526,7 +1580,7 @@
       <w:pPr>
         <w:numPr>
           <w:ilvl w:val="0"/>
-          <w:numId w:val="1004"/>
+          <w:numId w:val="1007"/>
         </w:numPr>
         <w:pStyle w:val="Compact"/>
       </w:pPr>
@@ -1538,7 +1592,7 @@
       <w:pPr>
         <w:numPr>
           <w:ilvl w:val="0"/>
-          <w:numId w:val="1004"/>
+          <w:numId w:val="1007"/>
         </w:numPr>
         <w:pStyle w:val="Compact"/>
       </w:pPr>
@@ -1562,7 +1616,7 @@
       <w:pPr>
         <w:numPr>
           <w:ilvl w:val="0"/>
-          <w:numId w:val="1004"/>
+          <w:numId w:val="1007"/>
         </w:numPr>
         <w:pStyle w:val="Compact"/>
       </w:pPr>
@@ -1574,7 +1628,7 @@
       <w:pPr>
         <w:numPr>
           <w:ilvl w:val="0"/>
-          <w:numId w:val="1004"/>
+          <w:numId w:val="1007"/>
         </w:numPr>
         <w:pStyle w:val="Compact"/>
       </w:pPr>
@@ -1586,7 +1640,7 @@
       <w:pPr>
         <w:numPr>
           <w:ilvl w:val="0"/>
-          <w:numId w:val="1004"/>
+          <w:numId w:val="1007"/>
         </w:numPr>
         <w:pStyle w:val="Compact"/>
       </w:pPr>
@@ -1617,7 +1671,7 @@
       <w:pPr>
         <w:numPr>
           <w:ilvl w:val="0"/>
-          <w:numId w:val="1005"/>
+          <w:numId w:val="1008"/>
         </w:numPr>
         <w:pStyle w:val="Compact"/>
       </w:pPr>
@@ -1629,7 +1683,7 @@
       <w:pPr>
         <w:numPr>
           <w:ilvl w:val="0"/>
-          <w:numId w:val="1005"/>
+          <w:numId w:val="1008"/>
         </w:numPr>
         <w:pStyle w:val="Compact"/>
       </w:pPr>
@@ -1677,7 +1731,7 @@
       <w:pPr>
         <w:numPr>
           <w:ilvl w:val="0"/>
-          <w:numId w:val="1005"/>
+          <w:numId w:val="1008"/>
         </w:numPr>
         <w:pStyle w:val="Compact"/>
       </w:pPr>
@@ -1689,7 +1743,7 @@
       <w:pPr>
         <w:numPr>
           <w:ilvl w:val="0"/>
-          <w:numId w:val="1005"/>
+          <w:numId w:val="1008"/>
         </w:numPr>
         <w:pStyle w:val="Compact"/>
       </w:pPr>
@@ -1713,7 +1767,7 @@
       <w:pPr>
         <w:numPr>
           <w:ilvl w:val="0"/>
-          <w:numId w:val="1005"/>
+          <w:numId w:val="1008"/>
         </w:numPr>
         <w:pStyle w:val="Compact"/>
       </w:pPr>
@@ -2009,6 +2063,118 @@
       </w:pPr>
     </w:lvl>
   </w:abstractNum>
+  <w:abstractNum w:abstractNumId="99411">
+    <w:nsid w:val="71315dca"/>
+    <w:multiLevelType w:val="multilevel"/>
+    <w:lvl w:ilvl="0">
+      <w:start w:val="1"/>
+      <w:numFmt w:val="decimal"/>
+      <w:lvlText w:val="%1."/>
+      <w:lvlJc w:val="left"/>
+      <w:pPr>
+        <w:tabs>
+          <w:tab w:val="num" w:pos="0"/>
+        </w:tabs>
+        <w:ind w:left="480" w:hanging="480"/>
+      </w:pPr>
+    </w:lvl>
+    <w:lvl w:ilvl="1">
+      <w:start w:val="1"/>
+      <w:numFmt w:val="decimal"/>
+      <w:lvlText w:val="%2."/>
+      <w:lvlJc w:val="left"/>
+      <w:pPr>
+        <w:tabs>
+          <w:tab w:val="num" w:pos="720"/>
+        </w:tabs>
+        <w:ind w:left="1200" w:hanging="480"/>
+      </w:pPr>
+    </w:lvl>
+    <w:lvl w:ilvl="2">
+      <w:start w:val="1"/>
+      <w:numFmt w:val="decimal"/>
+      <w:lvlText w:val="%3."/>
+      <w:lvlJc w:val="left"/>
+      <w:pPr>
+        <w:tabs>
+          <w:tab w:val="num" w:pos="1440"/>
+        </w:tabs>
+        <w:ind w:left="1920" w:hanging="480"/>
+      </w:pPr>
+    </w:lvl>
+    <w:lvl w:ilvl="3">
+      <w:start w:val="1"/>
+      <w:numFmt w:val="decimal"/>
+      <w:lvlText w:val="%4."/>
+      <w:lvlJc w:val="left"/>
+      <w:pPr>
+        <w:tabs>
+          <w:tab w:val="num" w:pos="2160"/>
+        </w:tabs>
+        <w:ind w:left="2640" w:hanging="480"/>
+      </w:pPr>
+    </w:lvl>
+    <w:lvl w:ilvl="4">
+      <w:start w:val="1"/>
+      <w:numFmt w:val="decimal"/>
+      <w:lvlText w:val="%5."/>
+      <w:lvlJc w:val="left"/>
+      <w:pPr>
+        <w:tabs>
+          <w:tab w:val="num" w:pos="2880"/>
+        </w:tabs>
+        <w:ind w:left="3360" w:hanging="480"/>
+      </w:pPr>
+    </w:lvl>
+    <w:lvl w:ilvl="5">
+      <w:start w:val="1"/>
+      <w:numFmt w:val="decimal"/>
+      <w:lvlText w:val="%6."/>
+      <w:lvlJc w:val="left"/>
+      <w:pPr>
+        <w:tabs>
+          <w:tab w:val="num" w:pos="3600"/>
+        </w:tabs>
+        <w:ind w:left="4080" w:hanging="480"/>
+      </w:pPr>
+    </w:lvl>
+    <w:lvl w:ilvl="6">
+      <w:start w:val="1"/>
+      <w:numFmt w:val="decimal"/>
+      <w:lvlText w:val="%7."/>
+      <w:lvlJc w:val="left"/>
+      <w:pPr>
+        <w:tabs>
+          <w:tab w:val="num" w:pos="4320"/>
+        </w:tabs>
+        <w:ind w:left="4800" w:hanging="480"/>
+      </w:pPr>
+    </w:lvl>
+    <w:lvl w:ilvl="7">
+      <w:start w:val="1"/>
+      <w:numFmt w:val="decimal"/>
+      <w:lvlText w:val="%8."/>
+      <w:lvlJc w:val="left"/>
+      <w:pPr>
+        <w:tabs>
+          <w:tab w:val="num" w:pos="5040"/>
+        </w:tabs>
+        <w:ind w:left="5520" w:hanging="480"/>
+      </w:pPr>
+    </w:lvl>
+    <w:lvl w:ilvl="8">
+      <w:start w:val="1"/>
+      <w:numFmt w:val="decimal"/>
+      <w:lvlText w:val="%9."/>
+      <w:lvlJc w:val="left"/>
+      <w:pPr>
+        <w:tabs>
+          <w:tab w:val="num" w:pos="5760"/>
+        </w:tabs>
+        <w:ind w:left="6240" w:hanging="480"/>
+      </w:pPr>
+    </w:lvl>
+  </w:abstractNum>
   <w:num w:numId="1000">
     <w:abstractNumId w:val="990"/>
   </w:num>
@@ -2016,7 +2182,34 @@
     <w:abstractNumId w:val="991"/>
   </w:num>
   <w:num w:numId="1002">
-    <w:abstractNumId w:val="991"/>
+    <w:abstractNumId w:val="99411"/>
+    <w:lvlOverride w:ilvl="0">
+      <w:startOverride w:val="1"/>
+    </w:lvlOverride>
+    <w:lvlOverride w:ilvl="1">
+      <w:startOverride w:val="1"/>
+    </w:lvlOverride>
+    <w:lvlOverride w:ilvl="2">
+      <w:startOverride w:val="1"/>
+    </w:lvlOverride>
+    <w:lvlOverride w:ilvl="3">
+      <w:startOverride w:val="1"/>
+    </w:lvlOverride>
+    <w:lvlOverride w:ilvl="4">
+      <w:startOverride w:val="1"/>
+    </w:lvlOverride>
+    <w:lvlOverride w:ilvl="5">
+      <w:startOverride w:val="1"/>
+    </w:lvlOverride>
+    <w:lvlOverride w:ilvl="6">
+      <w:startOverride w:val="1"/>
+    </w:lvlOverride>
+    <w:lvlOverride w:ilvl="7">
+      <w:startOverride w:val="1"/>
+    </w:lvlOverride>
+    <w:lvlOverride w:ilvl="8">
+      <w:startOverride w:val="1"/>
+    </w:lvlOverride>
   </w:num>
   <w:num w:numId="1003">
     <w:abstractNumId w:val="991"/>
@@ -2025,6 +2218,15 @@
     <w:abstractNumId w:val="991"/>
   </w:num>
   <w:num w:numId="1005">
+    <w:abstractNumId w:val="991"/>
+  </w:num>
+  <w:num w:numId="1006">
+    <w:abstractNumId w:val="991"/>
+  </w:num>
+  <w:num w:numId="1007">
+    <w:abstractNumId w:val="991"/>
+  </w:num>
+  <w:num w:numId="1008">
     <w:abstractNumId w:val="991"/>
   </w:num>
 </w:numbering>

--- a/downloads/teacher/04 Units/Unit 02 - Individual Growth and Life Readiness - Me, My Goals, My Money/Lesson 02.10 - Ways to Pay.docx
+++ b/downloads/teacher/04 Units/Unit 02 - Individual Growth and Life Readiness - Me, My Goals, My Money/Lesson 02.10 - Ways to Pay.docx
@@ -441,7 +441,7 @@
         <w:pStyle w:val="Compact"/>
       </w:pPr>
       <w:r>
-        <w:t xml:space="preserve">Setup notes: the register uses the net pay from Lesson 2.8 as the deposit so the numbers connect. Fees are Long Island typical for 2026 and marked [update]. No food handled today. Do not show any real account number; the demo check must be voided and blacked out.</w:t>
+        <w:t xml:space="preserve">Setup notes: the register uses the net pay from Lesson 2.8 as the deposit so the numbers connect. Fees are Long Island typical for 2026 and to be refreshed before teaching. No food handled today. Do not show any real account number; the demo check must be voided and blacked out.</w:t>
       </w:r>
     </w:p>
     <w:p>
@@ -626,22 +626,7 @@
               <w:jc w:val="left"/>
             </w:pPr>
             <w:r>
-              <w:t xml:space="preserve">Slides 2 to 9, one per way. For each: what it is, where the money comes from, the record it leaves, one risk, one fee to watch for. Cash: your pocket; no record; lost is gone; no fee. Check: your checking account; the check and the register are the record; can bounce (overdraft fee, about $35</w:t>
-            </w:r>
-            <w:r>
-              <w:t xml:space="preserve"> </w:t>
-            </w:r>
-            <w:r>
-              <w:rPr>
-                <w:rStyle w:val="TeacherNote"/>
-              </w:rPr>
-              <w:t xml:space="preserve">[update]); slow. Debit: your checking account, right now; the bank statement is the record; a stolen card drains the account; out-of-network ATM fees ($3 plus the other bank’s fee [update]). Credit: the bank’s money, borrowed; a bill comes; interest if not paid in full (Lesson 2.11); best fraud protection. Prepaid: money loaded in advance; no bank needed; fees to load and to check the balance; lost is gone. Phone or app payment: linked to a card or a bank; instant; sending to the wrong person is usually final; scam risk. Bank transfer (direct deposit, wire, app-to-bank): moves money between accounts; direct deposit is how most paychecks arrive (Dana’s stub); wires cost $15 to $30 [update]</w:t>
-            </w:r>
-            <w:r>
-              <w:t xml:space="preserve"> </w:t>
-            </w:r>
-            <w:r>
-              <w:t xml:space="preserve">and cannot be reversed.</w:t>
+              <w:t xml:space="preserve">Slides 2 to 9, one per way. For each: what it is, where the money comes from, the record it leaves, one risk, one fee to watch for. Cash: your pocket; no record; lost is gone; no fee. Check: your checking account; the check and the register are the record; can bounce (overdraft fee, about $35); slow. Debit: your checking account, right now; the bank statement is the record; a stolen card drains the account; out-of-network ATM fees ($3 plus the other bank’s fee). Credit: the bank’s money, borrowed; a bill comes; interest if not paid in full (Lesson 2.11); best fraud protection. Prepaid: money loaded in advance; no bank needed; fees to load and to check the balance; lost is gone. Phone or app payment: linked to a card or a bank; instant; sending to the wrong person is usually final; scam risk. Bank transfer (direct deposit, wire, app-to-bank): moves money between accounts; direct deposit is how most paychecks arrive (Dana’s stub); wires cost $15 to $30 and cannot be reversed.</w:t>
             </w:r>
           </w:p>
         </w:tc>
@@ -791,7 +776,7 @@
               <w:jc w:val="left"/>
             </w:pPr>
             <w:r>
-              <w:t xml:space="preserve">Slide 12: four situations. Pay a friend back $12.50. Pay rent, $2,200 [update], to a landlord. Buy a $40 item online from a site you have never heard of. Carry money on a school trip to the city. For each, pairs hold up the number of the safest way and one student defends it. Land the answers: app or cash; check or bank transfer (a record); credit (fraud protection, and you can dispute it); prepaid or a small amount of cash (if it is lost, the loss is capped).</w:t>
+              <w:t xml:space="preserve">Slide 12: four situations. Pay a friend back $12.50. Pay rent, $2,200, to a landlord. Buy a $40 item online from a site you have never heard of. Carry money on a school trip to the city. For each, pairs hold up the number of the safest way and one student defends it. Land the answers: app or cash; check or bank transfer (a record); credit (fraud protection, and you can dispute it); prepaid or a small amount of cash (if it is lost, the loss is capped).</w:t>
             </w:r>
           </w:p>
         </w:tc>
@@ -1152,16 +1137,7 @@
         <w:pStyle w:val="Compact"/>
       </w:pPr>
       <w:r>
-        <w:t xml:space="preserve">IEP and 504 (general): pairs; calculators; the register has the first two lines completed as a model and the running balance boxes pre-drawn; a student may complete six of the ten lines; extended time; a student who cannot write small may complete the check on the enlarged version</w:t>
-      </w:r>
-      <w:r>
-        <w:t xml:space="preserve"> </w:t>
-      </w:r>
-      <w:r>
-        <w:rPr>
-          <w:rStyle w:val="TeacherNote"/>
-        </w:rPr>
-        <w:t xml:space="preserve">[Sal: print page 1 at 150 percent for that student].</w:t>
+        <w:t xml:space="preserve">IEP and 504 (general): pairs; calculators; the register has the first two lines completed as a model and the running balance boxes pre-drawn; a student may complete six of the ten lines; extended time; a student who cannot write small may complete the check on the enlarged version.</w:t>
       </w:r>
     </w:p>
     <w:p>
@@ -1203,22 +1179,7 @@
         <w:t xml:space="preserve"> </w:t>
       </w:r>
       <w:r>
-        <w:t xml:space="preserve">on the back of the handout, which is missing check 101 because it has not cleared, and explain the difference in one sentence; then compute what an overdraft fee of $35</w:t>
-      </w:r>
-      <w:r>
-        <w:t xml:space="preserve"> </w:t>
-      </w:r>
-      <w:r>
-        <w:rPr>
-          <w:rStyle w:val="TeacherNote"/>
-        </w:rPr>
-        <w:t xml:space="preserve">[update]</w:t>
-      </w:r>
-      <w:r>
-        <w:t xml:space="preserve"> </w:t>
-      </w:r>
-      <w:r>
-        <w:t xml:space="preserve">would do if line 9 came before the deposit on line 7.</w:t>
+        <w:t xml:space="preserve">on the back of the handout, which is missing check 101 because it has not cleared, and explain the difference in one sentence; then compute what an overdraft fee of $35 would do if line 9 came before the deposit on line 7.</w:t>
       </w:r>
     </w:p>
     <w:p>
@@ -1530,16 +1491,7 @@
         <w:t xml:space="preserve"> </w:t>
       </w:r>
       <w:r>
-        <w:t xml:space="preserve">task for the math teacher. Technology or library: the librarian or tech teacher can take the scam side of app payments (a fake payment request text) in a ten-minute visit. Community:</w:t>
-      </w:r>
-      <w:r>
-        <w:t xml:space="preserve"> </w:t>
-      </w:r>
-      <w:r>
-        <w:rPr>
-          <w:rStyle w:val="TeacherNote"/>
-        </w:rPr>
-        <w:t xml:space="preserve">[Sal: a local bank or credit union branch manager can bring a stack of blank starter checks and a register; most branches have a youth account program and will come for free.]</w:t>
+        <w:t xml:space="preserve">task for the math teacher. Technology or library: the librarian or tech teacher can take the scam side of app payments (a fake payment request text) in a ten-minute visit. Community: none this lesson.</w:t>
       </w:r>
     </w:p>
     <w:p>
@@ -1633,7 +1585,7 @@
         <w:pStyle w:val="Compact"/>
       </w:pPr>
       <w:r>
-        <w:t xml:space="preserve">Fee figures (overdraft about $35, out-of-network ATM about $3 plus the other bank’s fee, wire $15 to $30) are typical published fees at large banks in 2026; marked [update].</w:t>
+        <w:t xml:space="preserve">Fee figures (overdraft about $35, out-of-network ATM about $3 plus the other bank’s fee, wire $15 to $30) are typical published fees at large banks in 2026; to be refreshed before teaching.</w:t>
       </w:r>
     </w:p>
     <w:p>
@@ -1645,16 +1597,7 @@
         <w:pStyle w:val="Compact"/>
       </w:pPr>
       <w:r>
-        <w:t xml:space="preserve">Sal’s own materials: Sal taught check writing and mailing a letter at Brentwood South; this lesson keeps the check and adds the register and the seven-way comparison.</w:t>
-      </w:r>
-      <w:r>
-        <w:t xml:space="preserve"> </w:t>
-      </w:r>
-      <w:r>
-        <w:rPr>
-          <w:rStyle w:val="TeacherNote"/>
-        </w:rPr>
-        <w:t xml:space="preserve">[Sal: if your check-writing handout from Brentwood is in your files, the blank check on Handout 02.10 can be swapped for it.]</w:t>
+        <w:t xml:space="preserve">My own materials: I taught check writing and mailing a letter in my classroom; this lesson keeps the check and adds the register and the seven-way comparison.</w:t>
       </w:r>
     </w:p>
     <w:p>
@@ -1761,21 +1704,6 @@
       </w:r>
       <w:r>
         <w:t xml:space="preserve">”</w:t>
-      </w:r>
-    </w:p>
-    <w:p>
-      <w:pPr>
-        <w:numPr>
-          <w:ilvl w:val="0"/>
-          <w:numId w:val="1008"/>
-        </w:numPr>
-        <w:pStyle w:val="Compact"/>
-      </w:pPr>
-      <w:r>
-        <w:rPr>
-          <w:rStyle w:val="TeacherNote"/>
-        </w:rPr>
-        <w:t xml:space="preserve">[Sal: you told Brentwood students about mailing a letter with a check inside. Keep that story here; it explains the memo line and why the payee line matters.]</w:t>
       </w:r>
     </w:p>
     <w:sectPr>
